--- a/docs/Классификация_и_формализация_требований_Колпащикова_ИСП-402.docx
+++ b/docs/Классификация_и_формализация_требований_Колпащикова_ИСП-402.docx
@@ -32,14 +32,7 @@
           <w:sz w:val="28"/>
           <w:szCs w:val="28"/>
         </w:rPr>
-        <w:t xml:space="preserve"> историй, приведённых в документе «Первичный анализ», сценариев использования системы (UC-1 – UC-4) и требований исходного технического задания</w:t>
-      </w:r>
-      <w:r>
-        <w:rPr>
-          <w:sz w:val="28"/>
-          <w:szCs w:val="28"/>
-        </w:rPr>
-        <w:t xml:space="preserve">. Нумерация идентификаторов сквозная в пределах каждого типа требований (FR-XX — функциональные, NFR-XX — нефункциональные, CON-XX — ограничения). Приоритет установлен по методу </w:t>
+        <w:t xml:space="preserve"> историй, приведённых в документе «Первичный анализ», сценариев использования системы (UC-1 – UC-4) и требований исходного технического задания. Нумерация идентификаторов сквозная в пределах каждого типа требований (FR-XX — функциональные, NFR-XX — нефункциональные, CON-XX — ограничения). Приоритет установлен по методу </w:t>
       </w:r>
       <w:proofErr w:type="spellStart"/>
       <w:r>
@@ -1221,7 +1214,6 @@
                 <w:szCs w:val="16"/>
               </w:rPr>
             </w:pPr>
-            <w:bookmarkStart w:id="0" w:name="_GoBack"/>
             <w:r>
               <w:rPr>
                 <w:sz w:val="16"/>
@@ -1446,7 +1438,6 @@
           </w:p>
         </w:tc>
       </w:tr>
-      <w:bookmarkEnd w:id="0"/>
     </w:tbl>
     <w:p>
       <w:pPr>
@@ -7479,14 +7470,16 @@
               </w:rPr>
               <w:t xml:space="preserve"> с использованием СУБД </w:t>
             </w:r>
+            <w:bookmarkStart w:id="0" w:name="_GoBack"/>
             <w:proofErr w:type="spellStart"/>
             <w:r>
               <w:rPr>
                 <w:sz w:val="16"/>
                 <w:szCs w:val="16"/>
               </w:rPr>
-              <w:t>MySQL</w:t>
-            </w:r>
+              <w:t>PostgreSQL</w:t>
+            </w:r>
+            <w:bookmarkEnd w:id="0"/>
             <w:proofErr w:type="spellEnd"/>
             <w:r>
               <w:rPr>
@@ -7619,7 +7612,7 @@
                 <w:sz w:val="16"/>
                 <w:szCs w:val="16"/>
               </w:rPr>
-              <w:t>MySQL</w:t>
+              <w:t>PostgreSQL</w:t>
             </w:r>
             <w:proofErr w:type="spellEnd"/>
             <w:r>

--- a/docs/Классификация_и_формализация_требований_Колпащикова_ИСП-402.docx
+++ b/docs/Классификация_и_формализация_требований_Колпащикова_ИСП-402.docx
@@ -2,6 +2,25 @@
 <file path=word/document.xml><?xml version="1.0" encoding="utf-8"?>
 <w:document xmlns:wpc="http://schemas.microsoft.com/office/word/2010/wordprocessingCanvas" xmlns:cx="http://schemas.microsoft.com/office/drawing/2014/chartex" xmlns:mc="http://schemas.openxmlformats.org/markup-compatibility/2006" xmlns:o="urn:schemas-microsoft-com:office:office" xmlns:r="http://schemas.openxmlformats.org/officeDocument/2006/relationships" xmlns:m="http://schemas.openxmlformats.org/officeDocument/2006/math" xmlns:v="urn:schemas-microsoft-com:vml" xmlns:wp14="http://schemas.microsoft.com/office/word/2010/wordprocessingDrawing" xmlns:wp="http://schemas.openxmlformats.org/drawingml/2006/wordprocessingDrawing" xmlns:w10="urn:schemas-microsoft-com:office:word" xmlns:w="http://schemas.openxmlformats.org/wordprocessingml/2006/main" xmlns:w14="http://schemas.microsoft.com/office/word/2010/wordml" xmlns:w15="http://schemas.microsoft.com/office/word/2012/wordml" xmlns:w16se="http://schemas.microsoft.com/office/word/2015/wordml/symex" xmlns:wpg="http://schemas.microsoft.com/office/word/2010/wordprocessingGroup" xmlns:wpi="http://schemas.microsoft.com/office/word/2010/wordprocessingInk" xmlns:wne="http://schemas.microsoft.com/office/word/2006/wordml" xmlns:wps="http://schemas.microsoft.com/office/word/2010/wordprocessingShape" mc:Ignorable="w14 w15 w16se wp14">
   <w:body>
+    <w:p>
+      <w:pPr>
+        <w:spacing w:after="400"/>
+        <w:jc w:val="center"/>
+        <w:rPr>
+          <w:b/>
+          <w:sz w:val="28"/>
+          <w:szCs w:val="28"/>
+        </w:rPr>
+      </w:pPr>
+      <w:r>
+        <w:rPr>
+          <w:b/>
+          <w:sz w:val="28"/>
+          <w:szCs w:val="28"/>
+        </w:rPr>
+        <w:t>Классификация и формализация требований</w:t>
+      </w:r>
+    </w:p>
     <w:p>
       <w:pPr>
         <w:spacing w:after="400"/>
@@ -32,7 +51,65 @@
           <w:sz w:val="28"/>
           <w:szCs w:val="28"/>
         </w:rPr>
-        <w:t xml:space="preserve"> историй, приведённых в документе «Первичный анализ», сценариев использования системы (UC-1 – UC-4) и требований исходного технического задания. Нумерация идентификаторов сквозная в пределах каждого типа требований (FR-XX — функциональные, NFR-XX — нефункциональные, CON-XX — ограничения). Приоритет установлен по методу </w:t>
+        <w:t xml:space="preserve"> историй, приведённых в документе «Первичный анализ», сценариев использования системы (UC-1 – UC-4) и требований исходного технического задания. Нумерация идентификаторов сквозная в пределах каждого типа требований (FR-XX </w:t>
+      </w:r>
+      <w:r>
+        <w:rPr>
+          <w:sz w:val="28"/>
+          <w:szCs w:val="28"/>
+        </w:rPr>
+        <w:t>–</w:t>
+      </w:r>
+      <w:r>
+        <w:rPr>
+          <w:sz w:val="28"/>
+          <w:szCs w:val="28"/>
+        </w:rPr>
+        <w:t xml:space="preserve"> </w:t>
+      </w:r>
+      <w:bookmarkStart w:id="0" w:name="_GoBack"/>
+      <w:bookmarkEnd w:id="0"/>
+      <w:r>
+        <w:rPr>
+          <w:sz w:val="28"/>
+          <w:szCs w:val="28"/>
+        </w:rPr>
+        <w:t xml:space="preserve">функциональные, NFR-XX </w:t>
+      </w:r>
+      <w:r>
+        <w:rPr>
+          <w:sz w:val="28"/>
+          <w:szCs w:val="28"/>
+        </w:rPr>
+        <w:t>–</w:t>
+      </w:r>
+      <w:r>
+        <w:rPr>
+          <w:sz w:val="28"/>
+          <w:szCs w:val="28"/>
+        </w:rPr>
+        <w:t xml:space="preserve"> </w:t>
+      </w:r>
+      <w:r>
+        <w:rPr>
+          <w:sz w:val="28"/>
+          <w:szCs w:val="28"/>
+        </w:rPr>
+        <w:t xml:space="preserve">нефункциональные, CON-XX </w:t>
+      </w:r>
+      <w:r>
+        <w:rPr>
+          <w:sz w:val="28"/>
+          <w:szCs w:val="28"/>
+        </w:rPr>
+        <w:t>–</w:t>
+      </w:r>
+      <w:r>
+        <w:rPr>
+          <w:sz w:val="28"/>
+          <w:szCs w:val="28"/>
+        </w:rPr>
+        <w:t xml:space="preserve"> ограничения). Приоритет установлен по методу </w:t>
       </w:r>
       <w:proofErr w:type="spellStart"/>
       <w:r>
@@ -64,7 +141,21 @@
           <w:sz w:val="28"/>
           <w:szCs w:val="28"/>
         </w:rPr>
-        <w:t>Таблица 1 — Структурированный перечень системных требований</w:t>
+        <w:t xml:space="preserve">Таблица 1 </w:t>
+      </w:r>
+      <w:r>
+        <w:rPr>
+          <w:sz w:val="28"/>
+          <w:szCs w:val="28"/>
+        </w:rPr>
+        <w:t>–</w:t>
+      </w:r>
+      <w:r>
+        <w:rPr>
+          <w:sz w:val="28"/>
+          <w:szCs w:val="28"/>
+        </w:rPr>
+        <w:t xml:space="preserve"> Структурированный перечень системных требований</w:t>
       </w:r>
     </w:p>
     <w:tbl>
@@ -1219,6 +1310,7 @@
                 <w:sz w:val="16"/>
                 <w:szCs w:val="16"/>
               </w:rPr>
+              <w:lastRenderedPageBreak/>
               <w:t>FR-05</w:t>
             </w:r>
           </w:p>
@@ -1467,7 +1559,6 @@
           <w:sz w:val="28"/>
           <w:szCs w:val="28"/>
         </w:rPr>
-        <w:lastRenderedPageBreak/>
         <w:t>Продолжение таблицы 1</w:t>
       </w:r>
     </w:p>
@@ -2599,6 +2690,7 @@
                 <w:sz w:val="16"/>
                 <w:szCs w:val="16"/>
               </w:rPr>
+              <w:lastRenderedPageBreak/>
               <w:t>FR-11</w:t>
             </w:r>
           </w:p>
@@ -3075,7 +3167,6 @@
           <w:sz w:val="28"/>
           <w:szCs w:val="28"/>
         </w:rPr>
-        <w:lastRenderedPageBreak/>
         <w:t>Продолжение таблицы 1</w:t>
       </w:r>
     </w:p>
@@ -3990,6 +4081,7 @@
                 <w:sz w:val="16"/>
                 <w:szCs w:val="16"/>
               </w:rPr>
+              <w:lastRenderedPageBreak/>
               <w:t>FR-17</w:t>
             </w:r>
           </w:p>
@@ -4482,7 +4574,6 @@
           <w:sz w:val="28"/>
           <w:szCs w:val="28"/>
         </w:rPr>
-        <w:lastRenderedPageBreak/>
         <w:t>Продолжение таблицы 1</w:t>
       </w:r>
     </w:p>
@@ -5614,6 +5705,7 @@
                 <w:sz w:val="16"/>
                 <w:szCs w:val="16"/>
               </w:rPr>
+              <w:lastRenderedPageBreak/>
               <w:t>NFR-04</w:t>
             </w:r>
           </w:p>
@@ -6146,7 +6238,6 @@
           <w:sz w:val="28"/>
           <w:szCs w:val="28"/>
         </w:rPr>
-        <w:lastRenderedPageBreak/>
         <w:t>Продолжение таблицы 1</w:t>
       </w:r>
     </w:p>
@@ -7364,6 +7455,7 @@
                 <w:sz w:val="16"/>
                 <w:szCs w:val="16"/>
               </w:rPr>
+              <w:lastRenderedPageBreak/>
               <w:t>CON-01</w:t>
             </w:r>
           </w:p>
@@ -7470,7 +7562,6 @@
               </w:rPr>
               <w:t xml:space="preserve"> с использованием СУБД </w:t>
             </w:r>
-            <w:bookmarkStart w:id="0" w:name="_GoBack"/>
             <w:proofErr w:type="spellStart"/>
             <w:r>
               <w:rPr>
@@ -7479,7 +7570,6 @@
               </w:rPr>
               <w:t>PostgreSQL</w:t>
             </w:r>
-            <w:bookmarkEnd w:id="0"/>
             <w:proofErr w:type="spellEnd"/>
             <w:r>
               <w:rPr>
@@ -8134,7 +8224,6 @@
           <w:sz w:val="28"/>
           <w:szCs w:val="28"/>
         </w:rPr>
-        <w:lastRenderedPageBreak/>
         <w:t>Продолжение таблицы 1</w:t>
       </w:r>
     </w:p>
@@ -9062,6 +9151,7 @@
                 <w:sz w:val="16"/>
                 <w:szCs w:val="16"/>
               </w:rPr>
+              <w:lastRenderedPageBreak/>
               <w:t>CON-08</w:t>
             </w:r>
           </w:p>

--- a/docs/Классификация_и_формализация_требований_Колпащикова_ИСП-402.docx
+++ b/docs/Классификация_и_формализация_требований_Колпащикова_ИСП-402.docx
@@ -4901,7 +4901,7 @@
                 <w:sz w:val="16"/>
                 <w:szCs w:val="16"/>
               </w:rPr>
-              <w:t>Настройка ролей сотрудников</w:t>
+              <w:t>Управление учётными записями и ролями сотрудников</w:t>
             </w:r>
           </w:p>
         </w:tc>
@@ -4922,7 +4922,7 @@
                 <w:sz w:val="16"/>
                 <w:szCs w:val="16"/>
               </w:rPr>
-              <w:t>Система должна предоставлять администратору возможность назначать и изменять роли сотрудников для ограничения их доступа к функциям системы.</w:t>
+              <w:t>Система должна предоставлять администратору возможность просматривать список сотрудников, добавлять новых сотрудников и редактировать их данные, назначать и изменять роли сотрудников, а также удалять учётные записи сотрудников с проверкой отсутствия у них активных заказов или текущей смены.</w:t>
             </w:r>
           </w:p>
         </w:tc>
@@ -4943,7 +4943,7 @@
                 <w:sz w:val="16"/>
                 <w:szCs w:val="16"/>
               </w:rPr>
-              <w:t>StH-01 (история «хочу настраивать роли для сотрудников»)</w:t>
+              <w:t>StH-01 (истории «хочу настраивать роли для сотрудников», «хочу управлять составом сотрудников»)</w:t>
             </w:r>
           </w:p>
         </w:tc>
@@ -4964,7 +4964,7 @@
                 <w:sz w:val="16"/>
                 <w:szCs w:val="16"/>
               </w:rPr>
-              <w:t>Обеспечивает соответствие уровня доступа сотрудника его должностным обязанностям.</w:t>
+              <w:t>Обеспечивает актуальность кадрового состава в системе и соответствие уровня доступа сотрудника его должностным обязанностям.</w:t>
             </w:r>
           </w:p>
         </w:tc>
@@ -5024,7 +5024,7 @@
                 <w:sz w:val="16"/>
                 <w:szCs w:val="16"/>
               </w:rPr>
-              <w:t>Демонстрация: после смены роли сотрудника набор доступных ему функций изменяется соответствующим образом.</w:t>
+              <w:t>Демонстрация: администратор добавляет, редактирует и удаляет учётную запись сотрудника; после смены роли набор доступных сотруднику функций изменяется соответствующим образом; попытка удалить сотрудника с активными заказами или текущей сменой блокируется либо требует подтверждения.</w:t>
             </w:r>
           </w:p>
         </w:tc>
